--- a/Circuit/实验六/实验六 集成运算放大器仿真实验.docx
+++ b/Circuit/实验六/实验六 集成运算放大器仿真实验.docx
@@ -63,10 +63,10 @@
       </w:pPr>
       <w:r>
         <w:drawing>
-          <wp:inline distT="0" distB="0" distL="0" distR="0">
-            <wp:extent cx="5274310" cy="3138170"/>
-            <wp:effectExtent l="0" t="0" r="2540" b="5080"/>
-            <wp:docPr id="1" name="图片 1"/>
+          <wp:inline distT="0" distB="0" distL="114300" distR="114300">
+            <wp:extent cx="5270500" cy="2903220"/>
+            <wp:effectExtent l="0" t="0" r="2540" b="7620"/>
+            <wp:docPr id="3" name="图片 1"/>
             <wp:cNvGraphicFramePr>
               <a:graphicFrameLocks xmlns:a="http://schemas.openxmlformats.org/drawingml/2006/main" noChangeAspect="1"/>
             </wp:cNvGraphicFramePr>
@@ -74,7 +74,7 @@
               <a:graphicData uri="http://schemas.openxmlformats.org/drawingml/2006/picture">
                 <pic:pic xmlns:pic="http://schemas.openxmlformats.org/drawingml/2006/picture">
                   <pic:nvPicPr>
-                    <pic:cNvPr id="1" name="图片 1"/>
+                    <pic:cNvPr id="3" name="图片 1"/>
                     <pic:cNvPicPr>
                       <a:picLocks noChangeAspect="1"/>
                     </pic:cNvPicPr>
@@ -88,11 +88,15 @@
                   <pic:spPr>
                     <a:xfrm>
                       <a:off x="0" y="0"/>
-                      <a:ext cx="5274310" cy="3138170"/>
+                      <a:ext cx="5270500" cy="2903220"/>
                     </a:xfrm>
                     <a:prstGeom prst="rect">
                       <a:avLst/>
                     </a:prstGeom>
+                    <a:noFill/>
+                    <a:ln>
+                      <a:noFill/>
+                    </a:ln>
                   </pic:spPr>
                 </pic:pic>
               </a:graphicData>
@@ -128,10 +132,10 @@
       </w:pPr>
       <w:r>
         <w:drawing>
-          <wp:inline distT="0" distB="0" distL="0" distR="0">
-            <wp:extent cx="3905250" cy="1924050"/>
-            <wp:effectExtent l="0" t="0" r="0" b="0"/>
-            <wp:docPr id="25" name="图片 25"/>
+          <wp:inline distT="0" distB="0" distL="114300" distR="114300">
+            <wp:extent cx="5271770" cy="2485390"/>
+            <wp:effectExtent l="0" t="0" r="1270" b="13970"/>
+            <wp:docPr id="4" name="图片 2"/>
             <wp:cNvGraphicFramePr>
               <a:graphicFrameLocks xmlns:a="http://schemas.openxmlformats.org/drawingml/2006/main" noChangeAspect="1"/>
             </wp:cNvGraphicFramePr>
@@ -139,20 +143,13 @@
               <a:graphicData uri="http://schemas.openxmlformats.org/drawingml/2006/picture">
                 <pic:pic xmlns:pic="http://schemas.openxmlformats.org/drawingml/2006/picture">
                   <pic:nvPicPr>
-                    <pic:cNvPr id="25" name="图片 25"/>
+                    <pic:cNvPr id="4" name="图片 2"/>
                     <pic:cNvPicPr>
-                      <a:picLocks noChangeAspect="1" noChangeArrowheads="1"/>
+                      <a:picLocks noChangeAspect="1"/>
                     </pic:cNvPicPr>
                   </pic:nvPicPr>
                   <pic:blipFill>
-                    <a:blip r:embed="rId5">
-                      <a:extLst>
-                        <a:ext uri="{28A0092B-C50C-407E-A947-70E740481C1C}">
-                          <a14:useLocalDpi xmlns:a14="http://schemas.microsoft.com/office/drawing/2010/main" val="0"/>
-                        </a:ext>
-                      </a:extLst>
-                    </a:blip>
-                    <a:srcRect/>
+                    <a:blip r:embed="rId5"/>
                     <a:stretch>
                       <a:fillRect/>
                     </a:stretch>
@@ -160,7 +157,7 @@
                   <pic:spPr>
                     <a:xfrm>
                       <a:off x="0" y="0"/>
-                      <a:ext cx="3905250" cy="1924050"/>
+                      <a:ext cx="5271770" cy="2485390"/>
                     </a:xfrm>
                     <a:prstGeom prst="rect">
                       <a:avLst/>
@@ -851,12 +848,6 @@
             <w:insideH w:val="single" w:color="auto" w:sz="4" w:space="0"/>
             <w:insideV w:val="single" w:color="auto" w:sz="4" w:space="0"/>
           </w:tblBorders>
-          <w:tblCellMar>
-            <w:top w:w="0" w:type="dxa"/>
-            <w:left w:w="108" w:type="dxa"/>
-            <w:bottom w:w="0" w:type="dxa"/>
-            <w:right w:w="108" w:type="dxa"/>
-          </w:tblCellMar>
         </w:tblPrEx>
         <w:trPr>
           <w:trHeight w:val="565" w:hRule="atLeast"/>
@@ -906,9 +897,19 @@
             <w:pPr>
               <w:jc w:val="center"/>
               <w:rPr>
-                <w:b/>
-              </w:rPr>
-            </w:pPr>
+                <w:rFonts w:hint="default" w:eastAsiaTheme="minorEastAsia"/>
+                <w:b/>
+                <w:lang w:val="en-US" w:eastAsia="zh-CN"/>
+              </w:rPr>
+            </w:pPr>
+            <w:r>
+              <w:rPr>
+                <w:rFonts w:hint="eastAsia"/>
+                <w:b/>
+                <w:lang w:val="en-US" w:eastAsia="zh-CN"/>
+              </w:rPr>
+              <w:t>-10</w:t>
+            </w:r>
           </w:p>
         </w:tc>
       </w:tr>
@@ -956,10 +957,10 @@
       </w:pPr>
       <w:r>
         <w:drawing>
-          <wp:inline distT="0" distB="0" distL="0" distR="0">
-            <wp:extent cx="5274310" cy="2737485"/>
-            <wp:effectExtent l="0" t="0" r="2540" b="5715"/>
-            <wp:docPr id="2" name="图片 2"/>
+          <wp:inline distT="0" distB="0" distL="114300" distR="114300">
+            <wp:extent cx="5273675" cy="2350135"/>
+            <wp:effectExtent l="0" t="0" r="14605" b="12065"/>
+            <wp:docPr id="5" name="图片 3"/>
             <wp:cNvGraphicFramePr>
               <a:graphicFrameLocks xmlns:a="http://schemas.openxmlformats.org/drawingml/2006/main" noChangeAspect="1"/>
             </wp:cNvGraphicFramePr>
@@ -967,7 +968,7 @@
               <a:graphicData uri="http://schemas.openxmlformats.org/drawingml/2006/picture">
                 <pic:pic xmlns:pic="http://schemas.openxmlformats.org/drawingml/2006/picture">
                   <pic:nvPicPr>
-                    <pic:cNvPr id="2" name="图片 2"/>
+                    <pic:cNvPr id="5" name="图片 3"/>
                     <pic:cNvPicPr>
                       <a:picLocks noChangeAspect="1"/>
                     </pic:cNvPicPr>
@@ -981,11 +982,15 @@
                   <pic:spPr>
                     <a:xfrm>
                       <a:off x="0" y="0"/>
-                      <a:ext cx="5274310" cy="2737485"/>
+                      <a:ext cx="5273675" cy="2350135"/>
                     </a:xfrm>
                     <a:prstGeom prst="rect">
                       <a:avLst/>
                     </a:prstGeom>
+                    <a:noFill/>
+                    <a:ln>
+                      <a:noFill/>
+                    </a:ln>
                   </pic:spPr>
                 </pic:pic>
               </a:graphicData>
@@ -1251,9 +1256,19 @@
           <w:p>
             <w:pPr>
               <w:rPr>
-                <w:b/>
-              </w:rPr>
-            </w:pPr>
+                <w:rFonts w:hint="default" w:eastAsiaTheme="minorEastAsia"/>
+                <w:b/>
+                <w:lang w:val="en-US" w:eastAsia="zh-CN"/>
+              </w:rPr>
+            </w:pPr>
+            <w:r>
+              <w:rPr>
+                <w:rFonts w:hint="eastAsia"/>
+                <w:b/>
+                <w:lang w:val="en-US" w:eastAsia="zh-CN"/>
+              </w:rPr>
+              <w:t>1.1</w:t>
+            </w:r>
           </w:p>
           <w:p>
             <w:pPr>
@@ -1267,21 +1282,29 @@
                 <w:lang w:val="en-US" w:eastAsia="zh-CN" w:bidi="ar-SA"/>
               </w:rPr>
             </w:pPr>
-            <w:bookmarkStart w:id="0" w:name="_GoBack"/>
-            <w:bookmarkEnd w:id="0"/>
-          </w:p>
-        </w:tc>
-        <w:tc>
-          <w:tcPr>
-            <w:tcW w:w="1276" w:type="dxa"/>
-            <w:shd w:val="clear" w:color="auto" w:fill="auto"/>
-          </w:tcPr>
-          <w:p>
-            <w:pPr>
-              <w:rPr>
-                <w:b/>
-              </w:rPr>
-            </w:pPr>
+          </w:p>
+        </w:tc>
+        <w:tc>
+          <w:tcPr>
+            <w:tcW w:w="1276" w:type="dxa"/>
+            <w:shd w:val="clear" w:color="auto" w:fill="auto"/>
+          </w:tcPr>
+          <w:p>
+            <w:pPr>
+              <w:rPr>
+                <w:rFonts w:hint="default" w:eastAsiaTheme="minorEastAsia"/>
+                <w:b/>
+                <w:lang w:val="en-US" w:eastAsia="zh-CN"/>
+              </w:rPr>
+            </w:pPr>
+            <w:r>
+              <w:rPr>
+                <w:rFonts w:hint="eastAsia"/>
+                <w:b/>
+                <w:lang w:val="en-US" w:eastAsia="zh-CN"/>
+              </w:rPr>
+              <w:t>2.2</w:t>
+            </w:r>
           </w:p>
         </w:tc>
         <w:tc>
@@ -1292,35 +1315,65 @@
           <w:p>
             <w:pPr>
               <w:rPr>
-                <w:b/>
-              </w:rPr>
-            </w:pPr>
-          </w:p>
-        </w:tc>
-        <w:tc>
-          <w:tcPr>
-            <w:tcW w:w="1276" w:type="dxa"/>
-            <w:shd w:val="clear" w:color="auto" w:fill="auto"/>
-          </w:tcPr>
-          <w:p>
-            <w:pPr>
-              <w:rPr>
-                <w:b/>
-              </w:rPr>
-            </w:pPr>
-          </w:p>
-        </w:tc>
-        <w:tc>
-          <w:tcPr>
-            <w:tcW w:w="1276" w:type="dxa"/>
-            <w:shd w:val="clear" w:color="auto" w:fill="auto"/>
-          </w:tcPr>
-          <w:p>
-            <w:pPr>
-              <w:rPr>
-                <w:b/>
-              </w:rPr>
-            </w:pPr>
+                <w:rFonts w:hint="default" w:eastAsiaTheme="minorEastAsia"/>
+                <w:b/>
+                <w:lang w:val="en-US" w:eastAsia="zh-CN"/>
+              </w:rPr>
+            </w:pPr>
+            <w:r>
+              <w:rPr>
+                <w:rFonts w:hint="eastAsia"/>
+                <w:b/>
+                <w:lang w:val="en-US" w:eastAsia="zh-CN"/>
+              </w:rPr>
+              <w:t>3.3</w:t>
+            </w:r>
+          </w:p>
+        </w:tc>
+        <w:tc>
+          <w:tcPr>
+            <w:tcW w:w="1276" w:type="dxa"/>
+            <w:shd w:val="clear" w:color="auto" w:fill="auto"/>
+          </w:tcPr>
+          <w:p>
+            <w:pPr>
+              <w:rPr>
+                <w:rFonts w:hint="default" w:eastAsiaTheme="minorEastAsia"/>
+                <w:b/>
+                <w:lang w:val="en-US" w:eastAsia="zh-CN"/>
+              </w:rPr>
+            </w:pPr>
+            <w:r>
+              <w:rPr>
+                <w:rFonts w:hint="eastAsia"/>
+                <w:b/>
+                <w:lang w:val="en-US" w:eastAsia="zh-CN"/>
+              </w:rPr>
+              <w:t>4.4</w:t>
+            </w:r>
+          </w:p>
+        </w:tc>
+        <w:tc>
+          <w:tcPr>
+            <w:tcW w:w="1276" w:type="dxa"/>
+            <w:shd w:val="clear" w:color="auto" w:fill="auto"/>
+          </w:tcPr>
+          <w:p>
+            <w:pPr>
+              <w:rPr>
+                <w:rFonts w:hint="default" w:eastAsiaTheme="minorEastAsia"/>
+                <w:b/>
+                <w:lang w:val="en-US" w:eastAsia="zh-CN"/>
+              </w:rPr>
+            </w:pPr>
+            <w:r>
+              <w:rPr>
+                <w:rFonts w:hint="eastAsia"/>
+                <w:b/>
+                <w:lang w:val="en-US" w:eastAsia="zh-CN"/>
+              </w:rPr>
+              <w:t>5.5</w:t>
+            </w:r>
           </w:p>
         </w:tc>
       </w:tr>
@@ -1687,9 +1740,19 @@
             <w:pPr>
               <w:jc w:val="center"/>
               <w:rPr>
-                <w:b/>
-              </w:rPr>
-            </w:pPr>
+                <w:rFonts w:hint="default" w:eastAsiaTheme="minorEastAsia"/>
+                <w:b/>
+                <w:lang w:val="en-US" w:eastAsia="zh-CN"/>
+              </w:rPr>
+            </w:pPr>
+            <w:r>
+              <w:rPr>
+                <w:rFonts w:hint="eastAsia"/>
+                <w:b/>
+                <w:lang w:val="en-US" w:eastAsia="zh-CN"/>
+              </w:rPr>
+              <w:t>11</w:t>
+            </w:r>
           </w:p>
         </w:tc>
       </w:tr>
